--- a/docs/cahiers/Cahier_activites_Optique1_Chapitre3.docx
+++ b/docs/cahiers/Cahier_activites_Optique1_Chapitre3.docx
@@ -613,6 +613,29 @@
           <w:sz w:val="22"/>
           <w:szCs w:val="22"/>
         </w:rPr>
+        <w:t xml:space="preserve">Les objectifs spécifiques (OS) et les codes des activités sont ceux du syllabus de l’EC LPCI1221 : par exemple, A21 est la première activité de l’OS2 ; B3 est le bilan du chapitre.</w:t>
+      </w:r>
+    </w:p>
+    <w:p>
+      <w:pPr>
+        <w:spacing w:before="0" w:after="50" w:line="252" w:lineRule="auto"/>
+        <w:ind w:left="284" w:hanging="284"/>
+        <w:jc w:val="both"/>
+      </w:pPr>
+      <w:r>
+        <w:rPr>
+          <w:rFonts w:ascii="Tahoma" w:hAnsi="Tahoma" w:cs="Tahoma" w:eastAsia="Arial Unicode MS"/>
+          <w:sz w:val="22"/>
+          <w:szCs w:val="22"/>
+        </w:rPr>
+        <w:t xml:space="preserve">• </w:t>
+      </w:r>
+      <w:r>
+        <w:rPr>
+          <w:rFonts w:ascii="Tahoma" w:hAnsi="Tahoma" w:cs="Tahoma" w:eastAsia="Arial Unicode MS"/>
+          <w:sz w:val="22"/>
+          <w:szCs w:val="22"/>
+        </w:rPr>
         <w:t xml:space="preserve">Tous les documents cités (support de cours, diaporama, série de TD et corrigé, quiz, exercices d’entraînement, simulations, TP) se trouvent sur la plateforme physiquefacile.github.io.</w:t>
       </w:r>
     </w:p>
@@ -631,7 +654,7 @@
           <w:szCs w:val="24"/>
           <w:u w:val="single"/>
         </w:rPr>
-        <w:t xml:space="preserve">Objectifs spécifiques du chapitre</w:t>
+        <w:t xml:space="preserve">Objectifs spécifiques du syllabus visés (LPCI1221)</w:t>
       </w:r>
     </w:p>
     <w:p>
@@ -646,7 +669,48 @@
           <w:sz w:val="22"/>
           <w:szCs w:val="22"/>
         </w:rPr>
-        <w:t xml:space="preserve">OS1 — </w:t>
+        <w:t xml:space="preserve">OS2 — </w:t>
+      </w:r>
+      <w:r>
+        <w:rPr>
+          <w:rFonts w:ascii="Tahoma" w:hAnsi="Tahoma" w:cs="Tahoma" w:eastAsia="Arial Unicode MS"/>
+          <w:sz w:val="22"/>
+          <w:szCs w:val="22"/>
+        </w:rPr>
+        <w:t xml:space="preserve">Appliquer les lois de Snell-Descartes à la réflexion et à la réfraction.</w:t>
+      </w:r>
+    </w:p>
+    <w:p>
+      <w:pPr>
+        <w:keepNext/>
+        <w:spacing w:before="150" w:after="70" w:line="252" w:lineRule="auto"/>
+        <w:jc w:val="left"/>
+      </w:pPr>
+      <w:r>
+        <w:rPr>
+          <w:rFonts w:ascii="Tahoma" w:hAnsi="Tahoma" w:cs="Tahoma" w:eastAsia="Arial Unicode MS"/>
+          <w:b/>
+          <w:bCs/>
+          <w:sz w:val="24"/>
+          <w:szCs w:val="24"/>
+          <w:u w:val="single"/>
+        </w:rPr>
+        <w:t xml:space="preserve">Résultats d’apprentissage attendus du chapitre</w:t>
+      </w:r>
+    </w:p>
+    <w:p>
+      <w:pPr>
+        <w:spacing w:before="0" w:after="50" w:line="252" w:lineRule="auto"/>
+        <w:ind w:left="680" w:hanging="680"/>
+        <w:jc w:val="both"/>
+      </w:pPr>
+      <w:r>
+        <w:rPr>
+          <w:rFonts w:ascii="Tahoma" w:hAnsi="Tahoma" w:cs="Tahoma" w:eastAsia="Arial Unicode MS"/>
+          <w:sz w:val="22"/>
+          <w:szCs w:val="22"/>
+        </w:rPr>
+        <w:t xml:space="preserve">(OS2) </w:t>
       </w:r>
       <w:r>
         <w:rPr>
@@ -669,7 +733,7 @@
           <w:sz w:val="22"/>
           <w:szCs w:val="22"/>
         </w:rPr>
-        <w:t xml:space="preserve">OS2 — </w:t>
+        <w:t xml:space="preserve">(OS2) </w:t>
       </w:r>
       <w:r>
         <w:rPr>
@@ -692,7 +756,7 @@
           <w:sz w:val="22"/>
           <w:szCs w:val="22"/>
         </w:rPr>
-        <w:t xml:space="preserve">OS3 — </w:t>
+        <w:t xml:space="preserve">(OS2) </w:t>
       </w:r>
       <w:r>
         <w:rPr>
@@ -715,7 +779,7 @@
           <w:sz w:val="22"/>
           <w:szCs w:val="22"/>
         </w:rPr>
-        <w:t xml:space="preserve">OS4 — </w:t>
+        <w:t xml:space="preserve">(OS2) </w:t>
       </w:r>
       <w:r>
         <w:rPr>
@@ -738,7 +802,7 @@
           <w:sz w:val="22"/>
           <w:szCs w:val="22"/>
         </w:rPr>
-        <w:t xml:space="preserve">OS5 — </w:t>
+        <w:t xml:space="preserve">(OS2) </w:t>
       </w:r>
       <w:r>
         <w:rPr>
@@ -978,7 +1042,7 @@
                 <w:sz w:val="17"/>
                 <w:szCs w:val="17"/>
               </w:rPr>
-              <w:t xml:space="preserve">A1.1</w:t>
+              <w:t xml:space="preserve">A24</w:t>
             </w:r>
           </w:p>
         </w:tc>
@@ -1018,7 +1082,7 @@
                 <w:sz w:val="17"/>
                 <w:szCs w:val="17"/>
               </w:rPr>
-              <w:t xml:space="preserve">OS1</w:t>
+              <w:t xml:space="preserve">OS2</w:t>
             </w:r>
           </w:p>
         </w:tc>
@@ -1103,7 +1167,7 @@
                 <w:sz w:val="17"/>
                 <w:szCs w:val="17"/>
               </w:rPr>
-              <w:t xml:space="preserve">A2.1</w:t>
+              <w:t xml:space="preserve">A25</w:t>
             </w:r>
           </w:p>
         </w:tc>
@@ -1228,7 +1292,7 @@
                 <w:sz w:val="17"/>
                 <w:szCs w:val="17"/>
               </w:rPr>
-              <w:t xml:space="preserve">A3.1</w:t>
+              <w:t xml:space="preserve">A26</w:t>
             </w:r>
           </w:p>
         </w:tc>
@@ -1268,7 +1332,7 @@
                 <w:sz w:val="17"/>
                 <w:szCs w:val="17"/>
               </w:rPr>
-              <w:t xml:space="preserve">OS3</w:t>
+              <w:t xml:space="preserve">OS2</w:t>
             </w:r>
           </w:p>
         </w:tc>
@@ -1353,7 +1417,7 @@
                 <w:sz w:val="17"/>
                 <w:szCs w:val="17"/>
               </w:rPr>
-              <w:t xml:space="preserve">A4.1</w:t>
+              <w:t xml:space="preserve">A27</w:t>
             </w:r>
           </w:p>
         </w:tc>
@@ -1393,7 +1457,7 @@
                 <w:sz w:val="17"/>
                 <w:szCs w:val="17"/>
               </w:rPr>
-              <w:t xml:space="preserve">OS4</w:t>
+              <w:t xml:space="preserve">OS2</w:t>
             </w:r>
           </w:p>
         </w:tc>
@@ -1478,7 +1542,7 @@
                 <w:sz w:val="17"/>
                 <w:szCs w:val="17"/>
               </w:rPr>
-              <w:t xml:space="preserve">A3.2</w:t>
+              <w:t xml:space="preserve">A28</w:t>
             </w:r>
           </w:p>
         </w:tc>
@@ -1518,7 +1582,7 @@
                 <w:sz w:val="17"/>
                 <w:szCs w:val="17"/>
               </w:rPr>
-              <w:t xml:space="preserve">OS3</w:t>
+              <w:t xml:space="preserve">OS2</w:t>
             </w:r>
           </w:p>
         </w:tc>
@@ -1603,7 +1667,7 @@
                 <w:sz w:val="17"/>
                 <w:szCs w:val="17"/>
               </w:rPr>
-              <w:t xml:space="preserve">A5.1</w:t>
+              <w:t xml:space="preserve">A29</w:t>
             </w:r>
           </w:p>
         </w:tc>
@@ -1643,7 +1707,7 @@
                 <w:sz w:val="17"/>
                 <w:szCs w:val="17"/>
               </w:rPr>
-              <w:t xml:space="preserve">OS5</w:t>
+              <w:t xml:space="preserve">OS2</w:t>
             </w:r>
           </w:p>
         </w:tc>
@@ -1728,7 +1792,7 @@
                 <w:sz w:val="17"/>
                 <w:szCs w:val="17"/>
               </w:rPr>
-              <w:t xml:space="preserve">A5.2</w:t>
+              <w:t xml:space="preserve">B3</w:t>
             </w:r>
           </w:p>
         </w:tc>
@@ -1768,7 +1832,7 @@
                 <w:sz w:val="17"/>
                 <w:szCs w:val="17"/>
               </w:rPr>
-              <w:t xml:space="preserve">OS1–5</w:t>
+              <w:t xml:space="preserve">OS2</w:t>
             </w:r>
           </w:p>
         </w:tc>
@@ -1921,16 +1985,40 @@
           </w:tcPr>
           <w:p>
             <w:pPr>
-              <w:spacing w:before="0" w:after="0" w:line="252" w:lineRule="auto"/>
-              <w:jc w:val="both"/>
-            </w:pPr>
-            <w:r>
-              <w:rPr>
-                <w:rFonts w:ascii="Tahoma" w:hAnsi="Tahoma" w:cs="Tahoma" w:eastAsia="Arial Unicode MS"/>
-                <w:sz w:val="22"/>
-                <w:szCs w:val="22"/>
-              </w:rPr>
-              <w:t xml:space="preserve">OS1 — </w:t>
+              <w:spacing w:before="0" w:after="60" w:line="252" w:lineRule="auto"/>
+              <w:jc w:val="both"/>
+            </w:pPr>
+            <w:r>
+              <w:rPr>
+                <w:rFonts w:ascii="Tahoma" w:hAnsi="Tahoma" w:cs="Tahoma" w:eastAsia="Arial Unicode MS"/>
+                <w:sz w:val="22"/>
+                <w:szCs w:val="22"/>
+              </w:rPr>
+              <w:t xml:space="preserve">OS2 — </w:t>
+            </w:r>
+            <w:r>
+              <w:rPr>
+                <w:rFonts w:ascii="Tahoma" w:hAnsi="Tahoma" w:cs="Tahoma" w:eastAsia="Arial Unicode MS"/>
+                <w:sz w:val="22"/>
+                <w:szCs w:val="22"/>
+              </w:rPr>
+              <w:t xml:space="preserve">Appliquer les lois de Snell-Descartes à la réflexion et à la réfraction.</w:t>
+            </w:r>
+          </w:p>
+          <w:p>
+            <w:pPr>
+              <w:spacing w:before="0" w:after="0" w:line="252" w:lineRule="auto"/>
+              <w:jc w:val="both"/>
+            </w:pPr>
+            <w:r>
+              <w:rPr>
+                <w:rFonts w:ascii="Tahoma" w:hAnsi="Tahoma" w:cs="Tahoma" w:eastAsia="Arial Unicode MS"/>
+                <w:b/>
+                <w:bCs/>
+                <w:sz w:val="22"/>
+                <w:szCs w:val="22"/>
+              </w:rPr>
+              <w:t xml:space="preserve">Résultat attendu : </w:t>
             </w:r>
             <w:r>
               <w:rPr>
@@ -1967,7 +2055,7 @@
           <w:sz w:val="24"/>
           <w:szCs w:val="24"/>
         </w:rPr>
-        <w:t xml:space="preserve"> A1.1</w:t>
+        <w:t xml:space="preserve"> A24</w:t>
       </w:r>
     </w:p>
     <w:tbl>
@@ -2558,7 +2646,7 @@
           </w:tcPr>
           <w:p>
             <w:pPr>
-              <w:spacing w:before="0" w:after="0" w:line="252" w:lineRule="auto"/>
+              <w:spacing w:before="0" w:after="60" w:line="252" w:lineRule="auto"/>
               <w:jc w:val="both"/>
             </w:pPr>
             <w:r>
@@ -2568,6 +2656,30 @@
                 <w:szCs w:val="22"/>
               </w:rPr>
               <w:t xml:space="preserve">OS2 — </w:t>
+            </w:r>
+            <w:r>
+              <w:rPr>
+                <w:rFonts w:ascii="Tahoma" w:hAnsi="Tahoma" w:cs="Tahoma" w:eastAsia="Arial Unicode MS"/>
+                <w:sz w:val="22"/>
+                <w:szCs w:val="22"/>
+              </w:rPr>
+              <w:t xml:space="preserve">Appliquer les lois de Snell-Descartes à la réflexion et à la réfraction.</w:t>
+            </w:r>
+          </w:p>
+          <w:p>
+            <w:pPr>
+              <w:spacing w:before="0" w:after="0" w:line="252" w:lineRule="auto"/>
+              <w:jc w:val="both"/>
+            </w:pPr>
+            <w:r>
+              <w:rPr>
+                <w:rFonts w:ascii="Tahoma" w:hAnsi="Tahoma" w:cs="Tahoma" w:eastAsia="Arial Unicode MS"/>
+                <w:b/>
+                <w:bCs/>
+                <w:sz w:val="22"/>
+                <w:szCs w:val="22"/>
+              </w:rPr>
+              <w:t xml:space="preserve">Résultat attendu : </w:t>
             </w:r>
             <w:r>
               <w:rPr>
@@ -2604,7 +2716,7 @@
           <w:sz w:val="24"/>
           <w:szCs w:val="24"/>
         </w:rPr>
-        <w:t xml:space="preserve"> A2.1</w:t>
+        <w:t xml:space="preserve"> A25</w:t>
       </w:r>
     </w:p>
     <w:tbl>
@@ -3165,16 +3277,40 @@
           </w:tcPr>
           <w:p>
             <w:pPr>
-              <w:spacing w:before="0" w:after="0" w:line="252" w:lineRule="auto"/>
-              <w:jc w:val="both"/>
-            </w:pPr>
-            <w:r>
-              <w:rPr>
-                <w:rFonts w:ascii="Tahoma" w:hAnsi="Tahoma" w:cs="Tahoma" w:eastAsia="Arial Unicode MS"/>
-                <w:sz w:val="22"/>
-                <w:szCs w:val="22"/>
-              </w:rPr>
-              <w:t xml:space="preserve">OS3 — </w:t>
+              <w:spacing w:before="0" w:after="60" w:line="252" w:lineRule="auto"/>
+              <w:jc w:val="both"/>
+            </w:pPr>
+            <w:r>
+              <w:rPr>
+                <w:rFonts w:ascii="Tahoma" w:hAnsi="Tahoma" w:cs="Tahoma" w:eastAsia="Arial Unicode MS"/>
+                <w:sz w:val="22"/>
+                <w:szCs w:val="22"/>
+              </w:rPr>
+              <w:t xml:space="preserve">OS2 — </w:t>
+            </w:r>
+            <w:r>
+              <w:rPr>
+                <w:rFonts w:ascii="Tahoma" w:hAnsi="Tahoma" w:cs="Tahoma" w:eastAsia="Arial Unicode MS"/>
+                <w:sz w:val="22"/>
+                <w:szCs w:val="22"/>
+              </w:rPr>
+              <w:t xml:space="preserve">Appliquer les lois de Snell-Descartes à la réflexion et à la réfraction.</w:t>
+            </w:r>
+          </w:p>
+          <w:p>
+            <w:pPr>
+              <w:spacing w:before="0" w:after="0" w:line="252" w:lineRule="auto"/>
+              <w:jc w:val="both"/>
+            </w:pPr>
+            <w:r>
+              <w:rPr>
+                <w:rFonts w:ascii="Tahoma" w:hAnsi="Tahoma" w:cs="Tahoma" w:eastAsia="Arial Unicode MS"/>
+                <w:b/>
+                <w:bCs/>
+                <w:sz w:val="22"/>
+                <w:szCs w:val="22"/>
+              </w:rPr>
+              <w:t xml:space="preserve">Résultat attendu : </w:t>
             </w:r>
             <w:r>
               <w:rPr>
@@ -3211,7 +3347,7 @@
           <w:sz w:val="24"/>
           <w:szCs w:val="24"/>
         </w:rPr>
-        <w:t xml:space="preserve"> A3.1</w:t>
+        <w:t xml:space="preserve"> A26</w:t>
       </w:r>
     </w:p>
     <w:tbl>
@@ -3858,16 +3994,40 @@
           </w:tcPr>
           <w:p>
             <w:pPr>
-              <w:spacing w:before="0" w:after="0" w:line="252" w:lineRule="auto"/>
-              <w:jc w:val="both"/>
-            </w:pPr>
-            <w:r>
-              <w:rPr>
-                <w:rFonts w:ascii="Tahoma" w:hAnsi="Tahoma" w:cs="Tahoma" w:eastAsia="Arial Unicode MS"/>
-                <w:sz w:val="22"/>
-                <w:szCs w:val="22"/>
-              </w:rPr>
-              <w:t xml:space="preserve">OS4 — </w:t>
+              <w:spacing w:before="0" w:after="60" w:line="252" w:lineRule="auto"/>
+              <w:jc w:val="both"/>
+            </w:pPr>
+            <w:r>
+              <w:rPr>
+                <w:rFonts w:ascii="Tahoma" w:hAnsi="Tahoma" w:cs="Tahoma" w:eastAsia="Arial Unicode MS"/>
+                <w:sz w:val="22"/>
+                <w:szCs w:val="22"/>
+              </w:rPr>
+              <w:t xml:space="preserve">OS2 — </w:t>
+            </w:r>
+            <w:r>
+              <w:rPr>
+                <w:rFonts w:ascii="Tahoma" w:hAnsi="Tahoma" w:cs="Tahoma" w:eastAsia="Arial Unicode MS"/>
+                <w:sz w:val="22"/>
+                <w:szCs w:val="22"/>
+              </w:rPr>
+              <w:t xml:space="preserve">Appliquer les lois de Snell-Descartes à la réflexion et à la réfraction.</w:t>
+            </w:r>
+          </w:p>
+          <w:p>
+            <w:pPr>
+              <w:spacing w:before="0" w:after="0" w:line="252" w:lineRule="auto"/>
+              <w:jc w:val="both"/>
+            </w:pPr>
+            <w:r>
+              <w:rPr>
+                <w:rFonts w:ascii="Tahoma" w:hAnsi="Tahoma" w:cs="Tahoma" w:eastAsia="Arial Unicode MS"/>
+                <w:b/>
+                <w:bCs/>
+                <w:sz w:val="22"/>
+                <w:szCs w:val="22"/>
+              </w:rPr>
+              <w:t xml:space="preserve">Résultat attendu : </w:t>
             </w:r>
             <w:r>
               <w:rPr>
@@ -3904,7 +4064,7 @@
           <w:sz w:val="24"/>
           <w:szCs w:val="24"/>
         </w:rPr>
-        <w:t xml:space="preserve"> A4.1</w:t>
+        <w:t xml:space="preserve"> A27</w:t>
       </w:r>
     </w:p>
     <w:tbl>
@@ -4505,16 +4665,40 @@
           </w:tcPr>
           <w:p>
             <w:pPr>
-              <w:spacing w:before="0" w:after="0" w:line="252" w:lineRule="auto"/>
-              <w:jc w:val="both"/>
-            </w:pPr>
-            <w:r>
-              <w:rPr>
-                <w:rFonts w:ascii="Tahoma" w:hAnsi="Tahoma" w:cs="Tahoma" w:eastAsia="Arial Unicode MS"/>
-                <w:sz w:val="22"/>
-                <w:szCs w:val="22"/>
-              </w:rPr>
-              <w:t xml:space="preserve">OS3 — </w:t>
+              <w:spacing w:before="0" w:after="60" w:line="252" w:lineRule="auto"/>
+              <w:jc w:val="both"/>
+            </w:pPr>
+            <w:r>
+              <w:rPr>
+                <w:rFonts w:ascii="Tahoma" w:hAnsi="Tahoma" w:cs="Tahoma" w:eastAsia="Arial Unicode MS"/>
+                <w:sz w:val="22"/>
+                <w:szCs w:val="22"/>
+              </w:rPr>
+              <w:t xml:space="preserve">OS2 — </w:t>
+            </w:r>
+            <w:r>
+              <w:rPr>
+                <w:rFonts w:ascii="Tahoma" w:hAnsi="Tahoma" w:cs="Tahoma" w:eastAsia="Arial Unicode MS"/>
+                <w:sz w:val="22"/>
+                <w:szCs w:val="22"/>
+              </w:rPr>
+              <w:t xml:space="preserve">Appliquer les lois de Snell-Descartes à la réflexion et à la réfraction.</w:t>
+            </w:r>
+          </w:p>
+          <w:p>
+            <w:pPr>
+              <w:spacing w:before="0" w:after="0" w:line="252" w:lineRule="auto"/>
+              <w:jc w:val="both"/>
+            </w:pPr>
+            <w:r>
+              <w:rPr>
+                <w:rFonts w:ascii="Tahoma" w:hAnsi="Tahoma" w:cs="Tahoma" w:eastAsia="Arial Unicode MS"/>
+                <w:b/>
+                <w:bCs/>
+                <w:sz w:val="22"/>
+                <w:szCs w:val="22"/>
+              </w:rPr>
+              <w:t xml:space="preserve">Résultat attendu : </w:t>
             </w:r>
             <w:r>
               <w:rPr>
@@ -4551,7 +4735,7 @@
           <w:sz w:val="24"/>
           <w:szCs w:val="24"/>
         </w:rPr>
-        <w:t xml:space="preserve"> A3.2</w:t>
+        <w:t xml:space="preserve"> A28</w:t>
       </w:r>
     </w:p>
     <w:tbl>
@@ -5164,16 +5348,40 @@
           </w:tcPr>
           <w:p>
             <w:pPr>
-              <w:spacing w:before="0" w:after="0" w:line="252" w:lineRule="auto"/>
-              <w:jc w:val="both"/>
-            </w:pPr>
-            <w:r>
-              <w:rPr>
-                <w:rFonts w:ascii="Tahoma" w:hAnsi="Tahoma" w:cs="Tahoma" w:eastAsia="Arial Unicode MS"/>
-                <w:sz w:val="22"/>
-                <w:szCs w:val="22"/>
-              </w:rPr>
-              <w:t xml:space="preserve">OS5 — </w:t>
+              <w:spacing w:before="0" w:after="60" w:line="252" w:lineRule="auto"/>
+              <w:jc w:val="both"/>
+            </w:pPr>
+            <w:r>
+              <w:rPr>
+                <w:rFonts w:ascii="Tahoma" w:hAnsi="Tahoma" w:cs="Tahoma" w:eastAsia="Arial Unicode MS"/>
+                <w:sz w:val="22"/>
+                <w:szCs w:val="22"/>
+              </w:rPr>
+              <w:t xml:space="preserve">OS2 — </w:t>
+            </w:r>
+            <w:r>
+              <w:rPr>
+                <w:rFonts w:ascii="Tahoma" w:hAnsi="Tahoma" w:cs="Tahoma" w:eastAsia="Arial Unicode MS"/>
+                <w:sz w:val="22"/>
+                <w:szCs w:val="22"/>
+              </w:rPr>
+              <w:t xml:space="preserve">Appliquer les lois de Snell-Descartes à la réflexion et à la réfraction.</w:t>
+            </w:r>
+          </w:p>
+          <w:p>
+            <w:pPr>
+              <w:spacing w:before="0" w:after="0" w:line="252" w:lineRule="auto"/>
+              <w:jc w:val="both"/>
+            </w:pPr>
+            <w:r>
+              <w:rPr>
+                <w:rFonts w:ascii="Tahoma" w:hAnsi="Tahoma" w:cs="Tahoma" w:eastAsia="Arial Unicode MS"/>
+                <w:b/>
+                <w:bCs/>
+                <w:sz w:val="22"/>
+                <w:szCs w:val="22"/>
+              </w:rPr>
+              <w:t xml:space="preserve">Résultat attendu : </w:t>
             </w:r>
             <w:r>
               <w:rPr>
@@ -5210,7 +5418,7 @@
           <w:sz w:val="24"/>
           <w:szCs w:val="24"/>
         </w:rPr>
-        <w:t xml:space="preserve"> A5.1</w:t>
+        <w:t xml:space="preserve"> A29</w:t>
       </w:r>
     </w:p>
     <w:tbl>
@@ -5824,7 +6032,7 @@
           </w:tcPr>
           <w:p>
             <w:pPr>
-              <w:spacing w:before="0" w:after="0" w:line="252" w:lineRule="auto"/>
+              <w:spacing w:before="0" w:after="60" w:line="252" w:lineRule="auto"/>
               <w:jc w:val="both"/>
             </w:pPr>
             <w:r>
@@ -5842,6 +6050,30 @@
                 <w:szCs w:val="22"/>
               </w:rPr>
               <w:t xml:space="preserve">Mobiliser l’ensemble des compétences du chapitre (objectifs spécifiques 1 à 5) et évaluer sa propre maîtrise.</w:t>
+            </w:r>
+          </w:p>
+          <w:p>
+            <w:pPr>
+              <w:spacing w:before="0" w:after="0" w:line="252" w:lineRule="auto"/>
+              <w:jc w:val="both"/>
+            </w:pPr>
+            <w:r>
+              <w:rPr>
+                <w:rFonts w:ascii="Tahoma" w:hAnsi="Tahoma" w:cs="Tahoma" w:eastAsia="Arial Unicode MS"/>
+                <w:b/>
+                <w:bCs/>
+                <w:sz w:val="22"/>
+                <w:szCs w:val="22"/>
+              </w:rPr>
+              <w:t xml:space="preserve">OS visés : </w:t>
+            </w:r>
+            <w:r>
+              <w:rPr>
+                <w:rFonts w:ascii="Tahoma" w:hAnsi="Tahoma" w:cs="Tahoma" w:eastAsia="Arial Unicode MS"/>
+                <w:sz w:val="22"/>
+                <w:szCs w:val="22"/>
+              </w:rPr>
+              <w:t xml:space="preserve">OS2</w:t>
             </w:r>
           </w:p>
         </w:tc>
@@ -5870,7 +6102,7 @@
           <w:sz w:val="24"/>
           <w:szCs w:val="24"/>
         </w:rPr>
-        <w:t xml:space="preserve"> A5.2</w:t>
+        <w:t xml:space="preserve"> B3</w:t>
       </w:r>
     </w:p>
     <w:tbl>
@@ -6518,7 +6750,7 @@
                 <w:sz w:val="20"/>
                 <w:szCs w:val="20"/>
               </w:rPr>
-              <w:t xml:space="preserve">Compétence (objectif spécifique)</w:t>
+              <w:t xml:space="preserve">Compétence (OS du syllabus)</w:t>
             </w:r>
           </w:p>
         </w:tc>
@@ -6612,7 +6844,7 @@
                 <w:sz w:val="20"/>
                 <w:szCs w:val="20"/>
               </w:rPr>
-              <w:t xml:space="preserve">OS1 — Marche d’un rayon dans un prisme</w:t>
+              <w:t xml:space="preserve">OS2 — Marche d’un rayon dans un prisme</w:t>
             </w:r>
           </w:p>
         </w:tc>
@@ -6672,7 +6904,7 @@
                 <w:sz w:val="20"/>
                 <w:szCs w:val="20"/>
               </w:rPr>
-              <w:t xml:space="preserve">Activité A1.1 ; support § 3.1 et 3.2</w:t>
+              <w:t xml:space="preserve">Activité A24 ; support § 3.1 et 3.2</w:t>
             </w:r>
           </w:p>
         </w:tc>
@@ -6757,7 +6989,7 @@
                 <w:sz w:val="20"/>
                 <w:szCs w:val="20"/>
               </w:rPr>
-              <w:t xml:space="preserve">Activité A2.1 ; support § 3.2 et 3.3</w:t>
+              <w:t xml:space="preserve">Activité A25 ; support § 3.2 et 3.3</w:t>
             </w:r>
           </w:p>
         </w:tc>
@@ -6782,7 +7014,7 @@
                 <w:sz w:val="20"/>
                 <w:szCs w:val="20"/>
               </w:rPr>
-              <w:t xml:space="preserve">OS3 — Minimum de déviation, mesure d’un indice</w:t>
+              <w:t xml:space="preserve">OS2 — Minimum de déviation, mesure d’un indice</w:t>
             </w:r>
           </w:p>
         </w:tc>
@@ -6842,7 +7074,7 @@
                 <w:sz w:val="20"/>
                 <w:szCs w:val="20"/>
               </w:rPr>
-              <w:t xml:space="preserve">Activités A3.1 et A3.2 ; support § 3.4</w:t>
+              <w:t xml:space="preserve">Activités A26 et A28 ; support § 3.4</w:t>
             </w:r>
           </w:p>
         </w:tc>
@@ -6867,7 +7099,7 @@
                 <w:sz w:val="20"/>
                 <w:szCs w:val="20"/>
               </w:rPr>
-              <w:t xml:space="preserve">OS4 — Dispersion par un prisme</w:t>
+              <w:t xml:space="preserve">OS2 — Dispersion par un prisme</w:t>
             </w:r>
           </w:p>
         </w:tc>
@@ -6927,7 +7159,7 @@
                 <w:sz w:val="20"/>
                 <w:szCs w:val="20"/>
               </w:rPr>
-              <w:t xml:space="preserve">Activité A4.1 ; support § 3.5</w:t>
+              <w:t xml:space="preserve">Activité A27 ; support § 3.5</w:t>
             </w:r>
           </w:p>
         </w:tc>
@@ -6952,7 +7184,7 @@
                 <w:sz w:val="20"/>
                 <w:szCs w:val="20"/>
               </w:rPr>
-              <w:t xml:space="preserve">OS5 — Lame à faces parallèles</w:t>
+              <w:t xml:space="preserve">OS2 — Lame à faces parallèles</w:t>
             </w:r>
           </w:p>
         </w:tc>
@@ -7012,7 +7244,7 @@
                 <w:sz w:val="20"/>
                 <w:szCs w:val="20"/>
               </w:rPr>
-              <w:t xml:space="preserve">Activité A5.1 ; support § 3.6</w:t>
+              <w:t xml:space="preserve">Activité A29 ; support § 3.6</w:t>
             </w:r>
           </w:p>
         </w:tc>
